--- a/aws-projects/aws-secure-multitier-architecture/docs/Building a Secure Multi-Tier Architecture.docx
+++ b/aws-projects/aws-secure-multitier-architecture/docs/Building a Secure Multi-Tier Architecture.docx
@@ -332,10 +332,10 @@
           <w:sz w:val="24"/>
         </w:rPr>
         <w:drawing>
-          <wp:inline distT="0" distB="0" distL="0" distR="0" wp14:anchorId="53A30723" wp14:editId="3C730EAD">
-            <wp:extent cx="5800829" cy="3260785"/>
+          <wp:inline distT="0" distB="0" distL="0" distR="0" wp14:anchorId="7090C856" wp14:editId="2AE259E8">
+            <wp:extent cx="6649085" cy="3773170"/>
             <wp:effectExtent l="0" t="0" r="0" b="0"/>
-            <wp:docPr id="1424671288" name="Picture 3"/>
+            <wp:docPr id="91373876" name="Picture 3"/>
             <wp:cNvGraphicFramePr>
               <a:graphicFrameLocks xmlns:a="http://schemas.openxmlformats.org/drawingml/2006/main" noChangeAspect="1"/>
             </wp:cNvGraphicFramePr>
@@ -343,11 +343,11 @@
               <a:graphicData uri="http://schemas.openxmlformats.org/drawingml/2006/picture">
                 <pic:pic xmlns:pic="http://schemas.openxmlformats.org/drawingml/2006/picture">
                   <pic:nvPicPr>
-                    <pic:cNvPr id="1424671288" name="Picture 1424671288"/>
+                    <pic:cNvPr id="91373876" name="Picture 91373876"/>
                     <pic:cNvPicPr/>
                   </pic:nvPicPr>
                   <pic:blipFill>
-                    <a:blip r:embed="rId7">
+                    <a:blip r:embed="rId7" cstate="print">
                       <a:extLst>
                         <a:ext uri="{28A0092B-C50C-407E-A947-70E740481C1C}">
                           <a14:useLocalDpi xmlns:a14="http://schemas.microsoft.com/office/drawing/2010/main" val="0"/>
@@ -361,7 +361,7 @@
                   <pic:spPr>
                     <a:xfrm>
                       <a:off x="0" y="0"/>
-                      <a:ext cx="5827206" cy="3275612"/>
+                      <a:ext cx="6649085" cy="3773170"/>
                     </a:xfrm>
                     <a:prstGeom prst="rect">
                       <a:avLst/>
@@ -534,6 +534,7 @@
           <w:b/>
           <w:bCs/>
         </w:rPr>
+        <w:lastRenderedPageBreak/>
         <w:t>See folder “building-a-secure-architecture</w:t>
       </w:r>
       <w:r>
@@ -561,7 +562,6 @@
           <w:color w:val="0000FF"/>
           <w:sz w:val="32"/>
         </w:rPr>
-        <w:lastRenderedPageBreak/>
         <w:t>Exercise Overview</w:t>
       </w:r>
       <w:r>
